--- a/examples/sourabh-resume.docx
+++ b/examples/sourabh-resume.docx
@@ -182,7 +182,7 @@
           <w:sz w:val="20"/>
           <w:szCs w:val="20"/>
         </w:rPr>
-        <w:t xml:space="preserve">Founder and serial entrepreneur who built Ultimate Digital Solutions (UDS) into a ₹10 crore-plus, multi-domain IT services and field-operations company spanning system integration, data-centre O&amp;M, POS deployment, e-governance and digital transformation. Two decades across IT, telecom and operations — from enterprise sales at Aircel, Reliance and HCL to running pan-India delivery with a ~150-strong field workforce. Today focused on applying AI to modernise field-heavy service businesses, while backing ventures in mobility, creative production and social impact.</w:t>
+        <w:t xml:space="preserve">Founder of Ultimate Digital Solutions, a Kolkata firm that grew past ₹10 crore keeping POS networks, data centres and government e-governance projects running across India. Fifteen years before that were spent selling telecom and IT for Aircel, Reliance and HCL. These days most of his attention goes to a plain question — where can AI actually take the manual work out of field operations that still run on spreadsheets and phone calls.</w:t>
       </w:r>
     </w:p>
     <w:p>
@@ -268,7 +268,7 @@
           <w:sz w:val="20"/>
           <w:szCs w:val="20"/>
         </w:rPr>
-        <w:t xml:space="preserve">Founded and scaled UDS into a ₹10 crore-plus, multi-service IT and operations company spanning system integration, data-centre O&amp;M, POS deployment, field manpower, e-governance and digital transformation.</w:t>
+        <w:t xml:space="preserve">Grew UDS into a ₹10 crore company that runs IT systems, data centres and POS rollouts, plus large government digitisation work — often several of them for the same client.</w:t>
       </w:r>
     </w:p>
     <w:p>
